--- a/Knowledge/3-Work knowledge/1-Software Engineering/2-General Technologies/9-Databases/5-My Source/1-Intro to Databases/2-Database Management System/8-Cloud-based DBMS.docx
+++ b/Knowledge/3-Work knowledge/1-Software Engineering/2-General Technologies/9-Databases/5-My Source/1-Intro to Databases/2-Database Management System/8-Cloud-based DBMS.docx
@@ -32,6 +32,7 @@
       </w:pPr>
       <w:r>
         <w:rPr>
+          <w:rFonts w:ascii="Arial" w:hAnsi="Arial" w:eastAsia="Arial"/>
           <w:b/>
           <w:color w:val="000000"/>
           <w:sz w:val="18"/>
@@ -41,6 +42,7 @@
       </w:r>
       <w:r>
         <w:rPr>
+          <w:rFonts w:ascii="Arial" w:hAnsi="Arial" w:eastAsia="Arial"/>
           <w:color w:val="000000"/>
           <w:sz w:val="18"/>
           <w:highlight w:val="lightGray"/>
@@ -49,6 +51,7 @@
       </w:r>
       <w:r>
         <w:rPr>
+          <w:rFonts w:ascii="Arial" w:hAnsi="Arial" w:eastAsia="Arial"/>
           <w:b/>
           <w:color w:val="000000"/>
           <w:sz w:val="18"/>
@@ -58,6 +61,7 @@
       </w:r>
       <w:r>
         <w:rPr>
+          <w:rFonts w:ascii="Arial" w:hAnsi="Arial" w:eastAsia="Arial"/>
           <w:color w:val="000000"/>
           <w:sz w:val="18"/>
           <w:highlight w:val="lightGray"/>
@@ -66,6 +70,7 @@
       </w:r>
       <w:r>
         <w:rPr>
+          <w:rFonts w:ascii="Arial" w:hAnsi="Arial" w:eastAsia="Arial"/>
           <w:b/>
           <w:color w:val="000000"/>
           <w:sz w:val="18"/>
@@ -75,6 +80,7 @@
       </w:r>
       <w:r>
         <w:rPr>
+          <w:rFonts w:ascii="Arial" w:hAnsi="Arial" w:eastAsia="Arial"/>
           <w:color w:val="000000"/>
           <w:sz w:val="18"/>
           <w:highlight w:val="lightGray"/>
@@ -249,6 +255,7 @@
       </w:pPr>
       <w:r>
         <w:rPr>
+          <w:rFonts w:ascii="Arial" w:hAnsi="Arial" w:eastAsia="Arial"/>
           <w:b/>
           <w:color w:val="000000"/>
           <w:sz w:val="18"/>
@@ -258,6 +265,7 @@
       </w:r>
       <w:r>
         <w:rPr>
+          <w:rFonts w:ascii="Arial" w:hAnsi="Arial" w:eastAsia="Arial"/>
           <w:color w:val="000000"/>
           <w:sz w:val="18"/>
           <w:highlight w:val="lightGray"/>
@@ -266,6 +274,7 @@
       </w:r>
       <w:r>
         <w:rPr>
+          <w:rFonts w:ascii="Arial" w:hAnsi="Arial" w:eastAsia="Arial"/>
           <w:b/>
           <w:color w:val="000000"/>
           <w:sz w:val="18"/>
@@ -275,6 +284,7 @@
       </w:r>
       <w:r>
         <w:rPr>
+          <w:rFonts w:ascii="Arial" w:hAnsi="Arial" w:eastAsia="Arial"/>
           <w:color w:val="000000"/>
           <w:sz w:val="18"/>
           <w:highlight w:val="lightGray"/>
@@ -283,6 +293,7 @@
       </w:r>
       <w:r>
         <w:rPr>
+          <w:rFonts w:ascii="Arial" w:hAnsi="Arial" w:eastAsia="Arial"/>
           <w:b/>
           <w:color w:val="000000"/>
           <w:sz w:val="18"/>
@@ -292,6 +303,7 @@
       </w:r>
       <w:r>
         <w:rPr>
+          <w:rFonts w:ascii="Arial" w:hAnsi="Arial" w:eastAsia="Arial"/>
           <w:color w:val="000000"/>
           <w:sz w:val="18"/>
           <w:highlight w:val="lightGray"/>
@@ -850,6 +862,7 @@
       </w:pPr>
       <w:r>
         <w:rPr>
+          <w:rFonts w:ascii="Arial" w:hAnsi="Arial" w:eastAsia="Arial"/>
           <w:b/>
           <w:color w:val="000000"/>
           <w:sz w:val="18"/>
@@ -859,6 +872,7 @@
       </w:r>
       <w:r>
         <w:rPr>
+          <w:rFonts w:ascii="Arial" w:hAnsi="Arial" w:eastAsia="Arial"/>
           <w:color w:val="000000"/>
           <w:sz w:val="18"/>
           <w:highlight w:val="lightGray"/>
@@ -867,6 +881,7 @@
       </w:r>
       <w:r>
         <w:rPr>
+          <w:rFonts w:ascii="Arial" w:hAnsi="Arial" w:eastAsia="Arial"/>
           <w:b/>
           <w:color w:val="000000"/>
           <w:sz w:val="18"/>
@@ -876,6 +891,7 @@
       </w:r>
       <w:r>
         <w:rPr>
+          <w:rFonts w:ascii="Arial" w:hAnsi="Arial" w:eastAsia="Arial"/>
           <w:color w:val="000000"/>
           <w:sz w:val="18"/>
           <w:highlight w:val="lightGray"/>
@@ -884,6 +900,7 @@
       </w:r>
       <w:r>
         <w:rPr>
+          <w:rFonts w:ascii="Arial" w:hAnsi="Arial" w:eastAsia="Arial"/>
           <w:b/>
           <w:color w:val="000000"/>
           <w:sz w:val="18"/>
@@ -893,6 +910,7 @@
       </w:r>
       <w:r>
         <w:rPr>
+          <w:rFonts w:ascii="Arial" w:hAnsi="Arial" w:eastAsia="Arial"/>
           <w:color w:val="000000"/>
           <w:sz w:val="18"/>
           <w:highlight w:val="lightGray"/>
@@ -1660,6 +1678,7 @@
       </w:pPr>
       <w:r>
         <w:rPr>
+          <w:rFonts w:ascii="Arial" w:hAnsi="Arial" w:eastAsia="Arial"/>
           <w:b/>
           <w:color w:val="000000"/>
           <w:sz w:val="18"/>
@@ -1669,6 +1688,7 @@
       </w:r>
       <w:r>
         <w:rPr>
+          <w:rFonts w:ascii="Arial" w:hAnsi="Arial" w:eastAsia="Arial"/>
           <w:color w:val="000000"/>
           <w:sz w:val="18"/>
           <w:highlight w:val="lightGray"/>
@@ -1677,6 +1697,7 @@
       </w:r>
       <w:r>
         <w:rPr>
+          <w:rFonts w:ascii="Arial" w:hAnsi="Arial" w:eastAsia="Arial"/>
           <w:b/>
           <w:color w:val="000000"/>
           <w:sz w:val="18"/>
@@ -1686,6 +1707,7 @@
       </w:r>
       <w:r>
         <w:rPr>
+          <w:rFonts w:ascii="Arial" w:hAnsi="Arial" w:eastAsia="Arial"/>
           <w:color w:val="000000"/>
           <w:sz w:val="18"/>
           <w:highlight w:val="lightGray"/>
@@ -1694,6 +1716,7 @@
       </w:r>
       <w:r>
         <w:rPr>
+          <w:rFonts w:ascii="Arial" w:hAnsi="Arial" w:eastAsia="Arial"/>
           <w:b/>
           <w:color w:val="000000"/>
           <w:sz w:val="18"/>
@@ -1703,6 +1726,7 @@
       </w:r>
       <w:r>
         <w:rPr>
+          <w:rFonts w:ascii="Arial" w:hAnsi="Arial" w:eastAsia="Arial"/>
           <w:color w:val="000000"/>
           <w:sz w:val="18"/>
           <w:highlight w:val="lightGray"/>
@@ -2158,6 +2182,7 @@
       </w:pPr>
       <w:r>
         <w:rPr>
+          <w:rFonts w:ascii="Arial" w:hAnsi="Arial" w:eastAsia="Arial"/>
           <w:b/>
           <w:color w:val="000000"/>
           <w:sz w:val="18"/>
@@ -2167,6 +2192,7 @@
       </w:r>
       <w:r>
         <w:rPr>
+          <w:rFonts w:ascii="Arial" w:hAnsi="Arial" w:eastAsia="Arial"/>
           <w:color w:val="000000"/>
           <w:sz w:val="18"/>
           <w:highlight w:val="lightGray"/>
@@ -2175,6 +2201,7 @@
       </w:r>
       <w:r>
         <w:rPr>
+          <w:rFonts w:ascii="Arial" w:hAnsi="Arial" w:eastAsia="Arial"/>
           <w:b/>
           <w:color w:val="000000"/>
           <w:sz w:val="18"/>
@@ -2184,6 +2211,7 @@
       </w:r>
       <w:r>
         <w:rPr>
+          <w:rFonts w:ascii="Arial" w:hAnsi="Arial" w:eastAsia="Arial"/>
           <w:color w:val="000000"/>
           <w:sz w:val="18"/>
           <w:highlight w:val="lightGray"/>
@@ -2192,6 +2220,7 @@
       </w:r>
       <w:r>
         <w:rPr>
+          <w:rFonts w:ascii="Arial" w:hAnsi="Arial" w:eastAsia="Arial"/>
           <w:b/>
           <w:color w:val="000000"/>
           <w:sz w:val="18"/>
@@ -2201,6 +2230,7 @@
       </w:r>
       <w:r>
         <w:rPr>
+          <w:rFonts w:ascii="Arial" w:hAnsi="Arial" w:eastAsia="Arial"/>
           <w:color w:val="000000"/>
           <w:sz w:val="18"/>
           <w:highlight w:val="lightGray"/>
@@ -2601,6 +2631,7 @@
       </w:pPr>
       <w:r>
         <w:rPr>
+          <w:rFonts w:ascii="Arial" w:hAnsi="Arial" w:eastAsia="Arial"/>
           <w:b/>
           <w:color w:val="000000"/>
           <w:sz w:val="18"/>
@@ -2610,6 +2641,7 @@
       </w:r>
       <w:r>
         <w:rPr>
+          <w:rFonts w:ascii="Arial" w:hAnsi="Arial" w:eastAsia="Arial"/>
           <w:color w:val="000000"/>
           <w:sz w:val="18"/>
           <w:highlight w:val="lightGray"/>
@@ -2618,6 +2650,7 @@
       </w:r>
       <w:r>
         <w:rPr>
+          <w:rFonts w:ascii="Arial" w:hAnsi="Arial" w:eastAsia="Arial"/>
           <w:b/>
           <w:color w:val="000000"/>
           <w:sz w:val="18"/>
@@ -2627,6 +2660,7 @@
       </w:r>
       <w:r>
         <w:rPr>
+          <w:rFonts w:ascii="Arial" w:hAnsi="Arial" w:eastAsia="Arial"/>
           <w:color w:val="000000"/>
           <w:sz w:val="18"/>
           <w:highlight w:val="lightGray"/>
@@ -2635,6 +2669,7 @@
       </w:r>
       <w:r>
         <w:rPr>
+          <w:rFonts w:ascii="Arial" w:hAnsi="Arial" w:eastAsia="Arial"/>
           <w:b/>
           <w:color w:val="000000"/>
           <w:sz w:val="18"/>
@@ -2644,6 +2679,7 @@
       </w:r>
       <w:r>
         <w:rPr>
+          <w:rFonts w:ascii="Arial" w:hAnsi="Arial" w:eastAsia="Arial"/>
           <w:color w:val="000000"/>
           <w:sz w:val="18"/>
           <w:highlight w:val="lightGray"/>
@@ -3248,6 +3284,7 @@
       </w:pPr>
       <w:r>
         <w:rPr>
+          <w:rFonts w:ascii="Arial" w:hAnsi="Arial" w:eastAsia="Arial"/>
           <w:b/>
           <w:color w:val="000000"/>
           <w:sz w:val="18"/>
@@ -3257,6 +3294,7 @@
       </w:r>
       <w:r>
         <w:rPr>
+          <w:rFonts w:ascii="Arial" w:hAnsi="Arial" w:eastAsia="Arial"/>
           <w:color w:val="000000"/>
           <w:sz w:val="18"/>
           <w:highlight w:val="lightGray"/>
@@ -3265,6 +3303,7 @@
       </w:r>
       <w:r>
         <w:rPr>
+          <w:rFonts w:ascii="Arial" w:hAnsi="Arial" w:eastAsia="Arial"/>
           <w:b/>
           <w:color w:val="000000"/>
           <w:sz w:val="18"/>
@@ -3274,6 +3313,7 @@
       </w:r>
       <w:r>
         <w:rPr>
+          <w:rFonts w:ascii="Arial" w:hAnsi="Arial" w:eastAsia="Arial"/>
           <w:color w:val="000000"/>
           <w:sz w:val="18"/>
           <w:highlight w:val="lightGray"/>
@@ -3282,6 +3322,7 @@
       </w:r>
       <w:r>
         <w:rPr>
+          <w:rFonts w:ascii="Arial" w:hAnsi="Arial" w:eastAsia="Arial"/>
           <w:b/>
           <w:color w:val="000000"/>
           <w:sz w:val="18"/>
@@ -3291,6 +3332,7 @@
       </w:r>
       <w:r>
         <w:rPr>
+          <w:rFonts w:ascii="Arial" w:hAnsi="Arial" w:eastAsia="Arial"/>
           <w:color w:val="000000"/>
           <w:sz w:val="18"/>
           <w:highlight w:val="lightGray"/>

--- a/Knowledge/3-Work knowledge/1-Software Engineering/2-General Technologies/9-Databases/5-My Source/1-Intro to Databases/2-Database Management System/8-Cloud-based DBMS.docx
+++ b/Knowledge/3-Work knowledge/1-Software Engineering/2-General Technologies/9-Databases/5-My Source/1-Intro to Databases/2-Database Management System/8-Cloud-based DBMS.docx
@@ -10,6 +10,9 @@
       <w:bookmarkStart w:id="0" w:name="_qtfv82te4tb1" w:colFirst="0" w:colLast="0"/>
       <w:bookmarkEnd w:id="0"/>
       <w:r>
+        <w:rPr>
+          <w:rFonts w:ascii="Calibri Light" w:hAnsi="Calibri Light" w:eastAsia="Calibri Light"/>
+        </w:rPr>
         <w:t>Cloud-based DBMS</w:t>
       </w:r>
     </w:p>
@@ -23,6 +26,9 @@
       <w:bookmarkStart w:id="1" w:name="_s7fytqtj1hrv" w:colFirst="0" w:colLast="0"/>
       <w:bookmarkEnd w:id="1"/>
       <w:r>
+        <w:rPr>
+          <w:rFonts w:ascii="Calibri Light" w:hAnsi="Calibri Light" w:eastAsia="Calibri Light"/>
+        </w:rPr>
         <w:t>☁️ What Is a Cloud-Based DBMS?</w:t>
       </w:r>
     </w:p>
@@ -234,6 +240,7 @@
       <w:bookmarkEnd w:id="2"/>
       <w:r>
         <w:rPr>
+          <w:rFonts w:ascii="Calibri Light" w:hAnsi="Calibri Light" w:eastAsia="Calibri Light"/>
           <w:b/>
           <w:bCs/>
           <w:sz w:val="34"/>
@@ -841,6 +848,7 @@
       <w:bookmarkEnd w:id="3"/>
       <w:r>
         <w:rPr>
+          <w:rFonts w:ascii="Calibri Light" w:hAnsi="Calibri Light" w:eastAsia="Calibri Light"/>
           <w:b/>
           <w:bCs/>
           <w:sz w:val="34"/>
@@ -1657,6 +1665,7 @@
       <w:bookmarkEnd w:id="4"/>
       <w:r>
         <w:rPr>
+          <w:rFonts w:ascii="Calibri Light" w:hAnsi="Calibri Light" w:eastAsia="Calibri Light"/>
           <w:b/>
           <w:bCs/>
           <w:sz w:val="34"/>
@@ -2161,6 +2170,7 @@
       <w:bookmarkEnd w:id="5"/>
       <w:r>
         <w:rPr>
+          <w:rFonts w:ascii="Calibri Light" w:hAnsi="Calibri Light" w:eastAsia="Calibri Light"/>
           <w:b/>
           <w:bCs/>
           <w:sz w:val="34"/>
@@ -2610,6 +2620,7 @@
       <w:bookmarkEnd w:id="6"/>
       <w:r>
         <w:rPr>
+          <w:rFonts w:ascii="Calibri Light" w:hAnsi="Calibri Light" w:eastAsia="Calibri Light"/>
           <w:b/>
           <w:bCs/>
           <w:sz w:val="34"/>
@@ -3270,6 +3281,7 @@
       <w:bookmarkEnd w:id="7"/>
       <w:r>
         <w:rPr>
+          <w:rFonts w:ascii="Calibri Light" w:hAnsi="Calibri Light" w:eastAsia="Calibri Light"/>
           <w:b/>
           <w:bCs/>
           <w:sz w:val="34"/>
